--- a/pr-preview/pr-578/vignettes/methodology.docx
+++ b/pr-preview/pr-578/vignettes/methodology.docx
@@ -27837,7 +27837,7 @@
         <w:rPr>
           <w:rStyle w:val="CommentTok"/>
         </w:rPr>
-        <w:t xml:space="preserve"># Define the two-phase kinetics function</w:t>
+        <w:t xml:space="preserve"># Time grid</w:t>
       </w:r>
       <w:r>
         <w:br/>
@@ -27846,7 +27846,7 @@
         <w:rPr>
           <w:rStyle w:val="NormalTok"/>
         </w:rPr>
-        <w:t xml:space="preserve">predicted_ab </w:t>
+        <w:t xml:space="preserve">time_grid </w:t>
       </w:r>
       <w:r>
         <w:rPr>
@@ -27862,6 +27862,180 @@
       </w:r>
       <w:r>
         <w:rPr>
+          <w:rStyle w:val="FunctionTok"/>
+        </w:rPr>
+        <w:t xml:space="preserve">seq</w:t>
+      </w:r>
+      <w:r>
+        <w:rPr>
+          <w:rStyle w:val="NormalTok"/>
+        </w:rPr>
+        <w:t xml:space="preserve">(</w:t>
+      </w:r>
+      <w:r>
+        <w:rPr>
+          <w:rStyle w:val="DecValTok"/>
+        </w:rPr>
+        <w:t xml:space="preserve">0</w:t>
+      </w:r>
+      <w:r>
+        <w:rPr>
+          <w:rStyle w:val="NormalTok"/>
+        </w:rPr>
+        <w:t xml:space="preserve">, </w:t>
+      </w:r>
+      <w:r>
+        <w:rPr>
+          <w:rStyle w:val="DecValTok"/>
+        </w:rPr>
+        <w:t xml:space="preserve">730</w:t>
+      </w:r>
+      <w:r>
+        <w:rPr>
+          <w:rStyle w:val="NormalTok"/>
+        </w:rPr>
+        <w:t xml:space="preserve">, </w:t>
+      </w:r>
+      <w:r>
+        <w:rPr>
+          <w:rStyle w:val="AttributeTok"/>
+        </w:rPr>
+        <w:t xml:space="preserve">by =</w:t>
+      </w:r>
+      <w:r>
+        <w:rPr>
+          <w:rStyle w:val="NormalTok"/>
+        </w:rPr>
+        <w:t xml:space="preserve"> </w:t>
+      </w:r>
+      <w:r>
+        <w:rPr>
+          <w:rStyle w:val="DecValTok"/>
+        </w:rPr>
+        <w:t xml:space="preserve">7</w:t>
+      </w:r>
+      <w:r>
+        <w:rPr>
+          <w:rStyle w:val="NormalTok"/>
+        </w:rPr>
+        <w:t xml:space="preserve">)</w:t>
+      </w:r>
+      <w:r>
+        <w:br/>
+      </w:r>
+      <w:r>
+        <w:br/>
+      </w:r>
+      <w:r>
+        <w:rPr>
+          <w:rStyle w:val="CommentTok"/>
+        </w:rPr>
+        <w:t xml:space="preserve"># Loop over all antigen-isotypes</w:t>
+      </w:r>
+      <w:r>
+        <w:br/>
+      </w:r>
+      <w:r>
+        <w:rPr>
+          <w:rStyle w:val="NormalTok"/>
+        </w:rPr>
+        <w:t xml:space="preserve">all_summaries </w:t>
+      </w:r>
+      <w:r>
+        <w:rPr>
+          <w:rStyle w:val="OtherTok"/>
+        </w:rPr>
+        <w:t xml:space="preserve">&lt;-</w:t>
+      </w:r>
+      <w:r>
+        <w:rPr>
+          <w:rStyle w:val="NormalTok"/>
+        </w:rPr>
+        <w:t xml:space="preserve"> curves </w:t>
+      </w:r>
+      <w:r>
+        <w:rPr>
+          <w:rStyle w:val="SpecialCharTok"/>
+        </w:rPr>
+        <w:t xml:space="preserve">|&gt;</w:t>
+      </w:r>
+      <w:r>
+        <w:br/>
+      </w:r>
+      <w:r>
+        <w:rPr>
+          <w:rStyle w:val="NormalTok"/>
+        </w:rPr>
+        <w:t xml:space="preserve">  </w:t>
+      </w:r>
+      <w:r>
+        <w:rPr>
+          <w:rStyle w:val="FunctionTok"/>
+        </w:rPr>
+        <w:t xml:space="preserve">distinct</w:t>
+      </w:r>
+      <w:r>
+        <w:rPr>
+          <w:rStyle w:val="NormalTok"/>
+        </w:rPr>
+        <w:t xml:space="preserve">(antigen_iso) </w:t>
+      </w:r>
+      <w:r>
+        <w:rPr>
+          <w:rStyle w:val="SpecialCharTok"/>
+        </w:rPr>
+        <w:t xml:space="preserve">|&gt;</w:t>
+      </w:r>
+      <w:r>
+        <w:br/>
+      </w:r>
+      <w:r>
+        <w:rPr>
+          <w:rStyle w:val="NormalTok"/>
+        </w:rPr>
+        <w:t xml:space="preserve">  </w:t>
+      </w:r>
+      <w:r>
+        <w:rPr>
+          <w:rStyle w:val="FunctionTok"/>
+        </w:rPr>
+        <w:t xml:space="preserve">pull</w:t>
+      </w:r>
+      <w:r>
+        <w:rPr>
+          <w:rStyle w:val="NormalTok"/>
+        </w:rPr>
+        <w:t xml:space="preserve">(antigen_iso) </w:t>
+      </w:r>
+      <w:r>
+        <w:rPr>
+          <w:rStyle w:val="SpecialCharTok"/>
+        </w:rPr>
+        <w:t xml:space="preserve">|&gt;</w:t>
+      </w:r>
+      <w:r>
+        <w:br/>
+      </w:r>
+      <w:r>
+        <w:rPr>
+          <w:rStyle w:val="NormalTok"/>
+        </w:rPr>
+        <w:t xml:space="preserve">  </w:t>
+      </w:r>
+      <w:r>
+        <w:rPr>
+          <w:rStyle w:val="FunctionTok"/>
+        </w:rPr>
+        <w:t xml:space="preserve">lapply</w:t>
+      </w:r>
+      <w:r>
+        <w:rPr>
+          <w:rStyle w:val="NormalTok"/>
+        </w:rPr>
+        <w:t xml:space="preserve">(</w:t>
+      </w:r>
+      <w:r>
+        <w:rPr>
           <w:rStyle w:val="ControlFlowTok"/>
         </w:rPr>
         <w:t xml:space="preserve">function</w:t>
@@ -27870,7 +28044,7 @@
         <w:rPr>
           <w:rStyle w:val="NormalTok"/>
         </w:rPr>
-        <w:t xml:space="preserve">(t, y0, y1, t1, alpha, r) {</w:t>
+        <w:t xml:space="preserve">(ab) {</w:t>
       </w:r>
       <w:r>
         <w:br/>
@@ -27879,7 +28053,7 @@
         <w:rPr>
           <w:rStyle w:val="NormalTok"/>
         </w:rPr>
-        <w:t xml:space="preserve"> ab </w:t>
+        <w:t xml:space="preserve">    curves_ab </w:t>
       </w:r>
       <w:r>
         <w:rPr>
@@ -27891,13 +28065,118 @@
         <w:rPr>
           <w:rStyle w:val="NormalTok"/>
         </w:rPr>
+        <w:t xml:space="preserve"> curves </w:t>
+      </w:r>
+      <w:r>
+        <w:rPr>
+          <w:rStyle w:val="SpecialCharTok"/>
+        </w:rPr>
+        <w:t xml:space="preserve">|&gt;</w:t>
+      </w:r>
+      <w:r>
+        <w:rPr>
+          <w:rStyle w:val="NormalTok"/>
+        </w:rPr>
         <w:t xml:space="preserve"> </w:t>
       </w:r>
       <w:r>
         <w:rPr>
           <w:rStyle w:val="FunctionTok"/>
         </w:rPr>
-        <w:t xml:space="preserve">numeric</w:t>
+        <w:t xml:space="preserve">filter</w:t>
+      </w:r>
+      <w:r>
+        <w:rPr>
+          <w:rStyle w:val="NormalTok"/>
+        </w:rPr>
+        <w:t xml:space="preserve">(antigen_iso </w:t>
+      </w:r>
+      <w:r>
+        <w:rPr>
+          <w:rStyle w:val="SpecialCharTok"/>
+        </w:rPr>
+        <w:t xml:space="preserve">==</w:t>
+      </w:r>
+      <w:r>
+        <w:rPr>
+          <w:rStyle w:val="NormalTok"/>
+        </w:rPr>
+        <w:t xml:space="preserve"> ab)</w:t>
+      </w:r>
+      <w:r>
+        <w:br/>
+      </w:r>
+      <w:r>
+        <w:br/>
+      </w:r>
+      <w:r>
+        <w:rPr>
+          <w:rStyle w:val="NormalTok"/>
+        </w:rPr>
+        <w:t xml:space="preserve">    </w:t>
+      </w:r>
+      <w:r>
+        <w:rPr>
+          <w:rStyle w:val="CommentTok"/>
+        </w:rPr>
+        <w:t xml:space="preserve"># Reuse the package's own two-phase kinetics function instead of</w:t>
+      </w:r>
+      <w:r>
+        <w:br/>
+      </w:r>
+      <w:r>
+        <w:rPr>
+          <w:rStyle w:val="NormalTok"/>
+        </w:rPr>
+        <w:t xml:space="preserve">    </w:t>
+      </w:r>
+      <w:r>
+        <w:rPr>
+          <w:rStyle w:val="CommentTok"/>
+        </w:rPr>
+        <w:t xml:space="preserve"># reimplementing it; suppressWarnings() avoids NaN warnings from the</w:t>
+      </w:r>
+      <w:r>
+        <w:br/>
+      </w:r>
+      <w:r>
+        <w:rPr>
+          <w:rStyle w:val="NormalTok"/>
+        </w:rPr>
+        <w:t xml:space="preserve">    </w:t>
+      </w:r>
+      <w:r>
+        <w:rPr>
+          <w:rStyle w:val="CommentTok"/>
+        </w:rPr>
+        <w:t xml:space="preserve"># phase-2 formula being evaluated (and discarded) for early time points.</w:t>
+      </w:r>
+      <w:r>
+        <w:br/>
+      </w:r>
+      <w:r>
+        <w:rPr>
+          <w:rStyle w:val="NormalTok"/>
+        </w:rPr>
+        <w:t xml:space="preserve">    pred_matrix </w:t>
+      </w:r>
+      <w:r>
+        <w:rPr>
+          <w:rStyle w:val="OtherTok"/>
+        </w:rPr>
+        <w:t xml:space="preserve">&lt;-</w:t>
+      </w:r>
+      <w:r>
+        <w:rPr>
+          <w:rStyle w:val="NormalTok"/>
+        </w:rPr>
+        <w:t xml:space="preserve"> </w:t>
+      </w:r>
+      <w:r>
+        <w:rPr>
+          <w:rStyle w:val="FunctionTok"/>
+        </w:rPr>
+        <w:t xml:space="preserve">mapply</w:t>
       </w:r>
       <w:r>
         <w:rPr>
@@ -27906,16 +28185,46 @@
         <w:t xml:space="preserve">(</w:t>
       </w:r>
       <w:r>
+        <w:br/>
+      </w:r>
+      <w:r>
+        <w:rPr>
+          <w:rStyle w:val="NormalTok"/>
+        </w:rPr>
+        <w:t xml:space="preserve">      </w:t>
+      </w:r>
+      <w:r>
+        <w:rPr>
+          <w:rStyle w:val="ControlFlowTok"/>
+        </w:rPr>
+        <w:t xml:space="preserve">function</w:t>
+      </w:r>
+      <w:r>
+        <w:rPr>
+          <w:rStyle w:val="NormalTok"/>
+        </w:rPr>
+        <w:t xml:space="preserve">(y0, y1, t1, alpha, r) {</w:t>
+      </w:r>
+      <w:r>
+        <w:br/>
+      </w:r>
+      <w:r>
+        <w:rPr>
+          <w:rStyle w:val="NormalTok"/>
+        </w:rPr>
+        <w:t xml:space="preserve">        </w:t>
+      </w:r>
+      <w:r>
         <w:rPr>
           <w:rStyle w:val="FunctionTok"/>
         </w:rPr>
-        <w:t xml:space="preserve">length</w:t>
-      </w:r>
-      <w:r>
-        <w:rPr>
-          <w:rStyle w:val="NormalTok"/>
-        </w:rPr>
-        <w:t xml:space="preserve">(t))</w:t>
+        <w:t xml:space="preserve">suppressWarnings</w:t>
+      </w:r>
+      <w:r>
+        <w:rPr>
+          <w:rStyle w:val="NormalTok"/>
+        </w:rPr>
+        <w:t xml:space="preserve">(</w:t>
       </w:r>
       <w:r>
         <w:br/>
@@ -27924,7 +28233,25 @@
         <w:rPr>
           <w:rStyle w:val="NormalTok"/>
         </w:rPr>
-        <w:t xml:space="preserve"> </w:t>
+        <w:t xml:space="preserve">          serocalculator</w:t>
+      </w:r>
+      <w:r>
+        <w:rPr>
+          <w:rStyle w:val="SpecialCharTok"/>
+        </w:rPr>
+        <w:t xml:space="preserve">:::</w:t>
+      </w:r>
+      <w:r>
+        <w:rPr>
+          <w:rStyle w:val="FunctionTok"/>
+        </w:rPr>
+        <w:t xml:space="preserve">ab0</w:t>
+      </w:r>
+      <w:r>
+        <w:rPr>
+          <w:rStyle w:val="NormalTok"/>
+        </w:rPr>
+        <w:t xml:space="preserve">(</w:t>
       </w:r>
       <w:r>
         <w:br/>
@@ -27933,31 +28260,19 @@
         <w:rPr>
           <w:rStyle w:val="NormalTok"/>
         </w:rPr>
-        <w:t xml:space="preserve">   early </w:t>
-      </w:r>
-      <w:r>
-        <w:rPr>
-          <w:rStyle w:val="OtherTok"/>
-        </w:rPr>
-        <w:t xml:space="preserve">&lt;-</w:t>
-      </w:r>
-      <w:r>
-        <w:rPr>
-          <w:rStyle w:val="NormalTok"/>
-        </w:rPr>
-        <w:t xml:space="preserve"> t </w:t>
-      </w:r>
-      <w:r>
-        <w:rPr>
-          <w:rStyle w:val="SpecialCharTok"/>
-        </w:rPr>
-        <w:t xml:space="preserve">&lt;=</w:t>
-      </w:r>
-      <w:r>
-        <w:rPr>
-          <w:rStyle w:val="NormalTok"/>
-        </w:rPr>
-        <w:t xml:space="preserve"> t1</w:t>
+        <w:t xml:space="preserve">            </w:t>
+      </w:r>
+      <w:r>
+        <w:rPr>
+          <w:rStyle w:val="AttributeTok"/>
+        </w:rPr>
+        <w:t xml:space="preserve">t =</w:t>
+      </w:r>
+      <w:r>
+        <w:rPr>
+          <w:rStyle w:val="NormalTok"/>
+        </w:rPr>
+        <w:t xml:space="preserve"> time_grid,</w:t>
       </w:r>
       <w:r>
         <w:br/>
@@ -27966,25 +28281,13 @@
         <w:rPr>
           <w:rStyle w:val="NormalTok"/>
         </w:rPr>
-        <w:t xml:space="preserve">   ab[early] </w:t>
-      </w:r>
-      <w:r>
-        <w:rPr>
-          <w:rStyle w:val="OtherTok"/>
-        </w:rPr>
-        <w:t xml:space="preserve">&lt;-</w:t>
-      </w:r>
-      <w:r>
-        <w:rPr>
-          <w:rStyle w:val="NormalTok"/>
-        </w:rPr>
-        <w:t xml:space="preserve"> y0 </w:t>
-      </w:r>
-      <w:r>
-        <w:rPr>
-          <w:rStyle w:val="SpecialCharTok"/>
-        </w:rPr>
-        <w:t xml:space="preserve">*</w:t>
+        <w:t xml:space="preserve">            </w:t>
+      </w:r>
+      <w:r>
+        <w:rPr>
+          <w:rStyle w:val="AttributeTok"/>
+        </w:rPr>
+        <w:t xml:space="preserve">curve_params =</w:t>
       </w:r>
       <w:r>
         <w:rPr>
@@ -27996,7 +28299,7 @@
         <w:rPr>
           <w:rStyle w:val="FunctionTok"/>
         </w:rPr>
-        <w:t xml:space="preserve">exp</w:t>
+        <w:t xml:space="preserve">list</w:t>
       </w:r>
       <w:r>
         <w:rPr>
@@ -28006,51 +28309,63 @@
       </w:r>
       <w:r>
         <w:rPr>
-          <w:rStyle w:val="FunctionTok"/>
-        </w:rPr>
-        <w:t xml:space="preserve">log</w:t>
-      </w:r>
-      <w:r>
-        <w:rPr>
-          <w:rStyle w:val="NormalTok"/>
-        </w:rPr>
-        <w:t xml:space="preserve">(y1 </w:t>
-      </w:r>
-      <w:r>
-        <w:rPr>
-          <w:rStyle w:val="SpecialCharTok"/>
-        </w:rPr>
-        <w:t xml:space="preserve">/</w:t>
-      </w:r>
-      <w:r>
-        <w:rPr>
-          <w:rStyle w:val="NormalTok"/>
-        </w:rPr>
-        <w:t xml:space="preserve"> y0) </w:t>
-      </w:r>
-      <w:r>
-        <w:rPr>
-          <w:rStyle w:val="SpecialCharTok"/>
-        </w:rPr>
-        <w:t xml:space="preserve">/</w:t>
-      </w:r>
-      <w:r>
-        <w:rPr>
-          <w:rStyle w:val="NormalTok"/>
-        </w:rPr>
-        <w:t xml:space="preserve"> t1 </w:t>
-      </w:r>
-      <w:r>
-        <w:rPr>
-          <w:rStyle w:val="SpecialCharTok"/>
-        </w:rPr>
-        <w:t xml:space="preserve">*</w:t>
-      </w:r>
-      <w:r>
-        <w:rPr>
-          <w:rStyle w:val="NormalTok"/>
-        </w:rPr>
-        <w:t xml:space="preserve"> t[early])</w:t>
+          <w:rStyle w:val="AttributeTok"/>
+        </w:rPr>
+        <w:t xml:space="preserve">y0 =</w:t>
+      </w:r>
+      <w:r>
+        <w:rPr>
+          <w:rStyle w:val="NormalTok"/>
+        </w:rPr>
+        <w:t xml:space="preserve"> y0, </w:t>
+      </w:r>
+      <w:r>
+        <w:rPr>
+          <w:rStyle w:val="AttributeTok"/>
+        </w:rPr>
+        <w:t xml:space="preserve">y1 =</w:t>
+      </w:r>
+      <w:r>
+        <w:rPr>
+          <w:rStyle w:val="NormalTok"/>
+        </w:rPr>
+        <w:t xml:space="preserve"> y1, </w:t>
+      </w:r>
+      <w:r>
+        <w:rPr>
+          <w:rStyle w:val="AttributeTok"/>
+        </w:rPr>
+        <w:t xml:space="preserve">t1 =</w:t>
+      </w:r>
+      <w:r>
+        <w:rPr>
+          <w:rStyle w:val="NormalTok"/>
+        </w:rPr>
+        <w:t xml:space="preserve"> t1, </w:t>
+      </w:r>
+      <w:r>
+        <w:rPr>
+          <w:rStyle w:val="AttributeTok"/>
+        </w:rPr>
+        <w:t xml:space="preserve">alpha =</w:t>
+      </w:r>
+      <w:r>
+        <w:rPr>
+          <w:rStyle w:val="NormalTok"/>
+        </w:rPr>
+        <w:t xml:space="preserve"> alpha, </w:t>
+      </w:r>
+      <w:r>
+        <w:rPr>
+          <w:rStyle w:val="AttributeTok"/>
+        </w:rPr>
+        <w:t xml:space="preserve">r =</w:t>
+      </w:r>
+      <w:r>
+        <w:rPr>
+          <w:rStyle w:val="NormalTok"/>
+        </w:rPr>
+        <w:t xml:space="preserve"> r)</w:t>
       </w:r>
       <w:r>
         <w:br/>
@@ -28059,7 +28374,7 @@
         <w:rPr>
           <w:rStyle w:val="NormalTok"/>
         </w:rPr>
-        <w:t xml:space="preserve">   </w:t>
+        <w:t xml:space="preserve">          )</w:t>
       </w:r>
       <w:r>
         <w:br/>
@@ -28068,31 +28383,7 @@
         <w:rPr>
           <w:rStyle w:val="NormalTok"/>
         </w:rPr>
-        <w:t xml:space="preserve">   late_t </w:t>
-      </w:r>
-      <w:r>
-        <w:rPr>
-          <w:rStyle w:val="OtherTok"/>
-        </w:rPr>
-        <w:t xml:space="preserve">&lt;-</w:t>
-      </w:r>
-      <w:r>
-        <w:rPr>
-          <w:rStyle w:val="NormalTok"/>
-        </w:rPr>
-        <w:t xml:space="preserve"> t[</w:t>
-      </w:r>
-      <w:r>
-        <w:rPr>
-          <w:rStyle w:val="SpecialCharTok"/>
-        </w:rPr>
-        <w:t xml:space="preserve">!</w:t>
-      </w:r>
-      <w:r>
-        <w:rPr>
-          <w:rStyle w:val="NormalTok"/>
-        </w:rPr>
-        <w:t xml:space="preserve">early]</w:t>
+        <w:t xml:space="preserve">        )</w:t>
       </w:r>
       <w:r>
         <w:br/>
@@ -28101,787 +28392,7 @@
         <w:rPr>
           <w:rStyle w:val="NormalTok"/>
         </w:rPr>
-        <w:t xml:space="preserve">   </w:t>
-      </w:r>
-      <w:r>
-        <w:rPr>
-          <w:rStyle w:val="ControlFlowTok"/>
-        </w:rPr>
-        <w:t xml:space="preserve">if</w:t>
-      </w:r>
-      <w:r>
-        <w:rPr>
-          <w:rStyle w:val="NormalTok"/>
-        </w:rPr>
-        <w:t xml:space="preserve"> (</w:t>
-      </w:r>
-      <w:r>
-        <w:rPr>
-          <w:rStyle w:val="FunctionTok"/>
-        </w:rPr>
-        <w:t xml:space="preserve">length</w:t>
-      </w:r>
-      <w:r>
-        <w:rPr>
-          <w:rStyle w:val="NormalTok"/>
-        </w:rPr>
-        <w:t xml:space="preserve">(late_t) </w:t>
-      </w:r>
-      <w:r>
-        <w:rPr>
-          <w:rStyle w:val="SpecialCharTok"/>
-        </w:rPr>
-        <w:t xml:space="preserve">&gt;</w:t>
-      </w:r>
-      <w:r>
-        <w:rPr>
-          <w:rStyle w:val="NormalTok"/>
-        </w:rPr>
-        <w:t xml:space="preserve"> </w:t>
-      </w:r>
-      <w:r>
-        <w:rPr>
-          <w:rStyle w:val="DecValTok"/>
-        </w:rPr>
-        <w:t xml:space="preserve">0</w:t>
-      </w:r>
-      <w:r>
-        <w:rPr>
-          <w:rStyle w:val="NormalTok"/>
-        </w:rPr>
-        <w:t xml:space="preserve">) {</w:t>
-      </w:r>
-      <w:r>
-        <w:br/>
-      </w:r>
-      <w:r>
-        <w:rPr>
-          <w:rStyle w:val="NormalTok"/>
-        </w:rPr>
-        <w:t xml:space="preserve">     ab[</w:t>
-      </w:r>
-      <w:r>
-        <w:rPr>
-          <w:rStyle w:val="SpecialCharTok"/>
-        </w:rPr>
-        <w:t xml:space="preserve">!</w:t>
-      </w:r>
-      <w:r>
-        <w:rPr>
-          <w:rStyle w:val="NormalTok"/>
-        </w:rPr>
-        <w:t xml:space="preserve">early] </w:t>
-      </w:r>
-      <w:r>
-        <w:rPr>
-          <w:rStyle w:val="OtherTok"/>
-        </w:rPr>
-        <w:t xml:space="preserve">&lt;-</w:t>
-      </w:r>
-      <w:r>
-        <w:rPr>
-          <w:rStyle w:val="NormalTok"/>
-        </w:rPr>
-        <w:t xml:space="preserve"> </w:t>
-      </w:r>
-      <w:r>
-        <w:rPr>
-          <w:rStyle w:val="ControlFlowTok"/>
-        </w:rPr>
-        <w:t xml:space="preserve">if</w:t>
-      </w:r>
-      <w:r>
-        <w:rPr>
-          <w:rStyle w:val="NormalTok"/>
-        </w:rPr>
-        <w:t xml:space="preserve"> (</w:t>
-      </w:r>
-      <w:r>
-        <w:rPr>
-          <w:rStyle w:val="FunctionTok"/>
-        </w:rPr>
-        <w:t xml:space="preserve">isTRUE</w:t>
-      </w:r>
-      <w:r>
-        <w:rPr>
-          <w:rStyle w:val="NormalTok"/>
-        </w:rPr>
-        <w:t xml:space="preserve">(</w:t>
-      </w:r>
-      <w:r>
-        <w:rPr>
-          <w:rStyle w:val="FunctionTok"/>
-        </w:rPr>
-        <w:t xml:space="preserve">all.equal</w:t>
-      </w:r>
-      <w:r>
-        <w:rPr>
-          <w:rStyle w:val="NormalTok"/>
-        </w:rPr>
-        <w:t xml:space="preserve">(r, </w:t>
-      </w:r>
-      <w:r>
-        <w:rPr>
-          <w:rStyle w:val="DecValTok"/>
-        </w:rPr>
-        <w:t xml:space="preserve">1</w:t>
-      </w:r>
-      <w:r>
-        <w:rPr>
-          <w:rStyle w:val="NormalTok"/>
-        </w:rPr>
-        <w:t xml:space="preserve">))) {</w:t>
-      </w:r>
-      <w:r>
-        <w:br/>
-      </w:r>
-      <w:r>
-        <w:rPr>
-          <w:rStyle w:val="NormalTok"/>
-        </w:rPr>
-        <w:t xml:space="preserve">       y1 </w:t>
-      </w:r>
-      <w:r>
-        <w:rPr>
-          <w:rStyle w:val="SpecialCharTok"/>
-        </w:rPr>
-        <w:t xml:space="preserve">*</w:t>
-      </w:r>
-      <w:r>
-        <w:rPr>
-          <w:rStyle w:val="NormalTok"/>
-        </w:rPr>
-        <w:t xml:space="preserve"> </w:t>
-      </w:r>
-      <w:r>
-        <w:rPr>
-          <w:rStyle w:val="FunctionTok"/>
-        </w:rPr>
-        <w:t xml:space="preserve">exp</w:t>
-      </w:r>
-      <w:r>
-        <w:rPr>
-          <w:rStyle w:val="NormalTok"/>
-        </w:rPr>
-        <w:t xml:space="preserve">(</w:t>
-      </w:r>
-      <w:r>
-        <w:rPr>
-          <w:rStyle w:val="SpecialCharTok"/>
-        </w:rPr>
-        <w:t xml:space="preserve">-</w:t>
-      </w:r>
-      <w:r>
-        <w:rPr>
-          <w:rStyle w:val="NormalTok"/>
-        </w:rPr>
-        <w:t xml:space="preserve">alpha </w:t>
-      </w:r>
-      <w:r>
-        <w:rPr>
-          <w:rStyle w:val="SpecialCharTok"/>
-        </w:rPr>
-        <w:t xml:space="preserve">*</w:t>
-      </w:r>
-      <w:r>
-        <w:rPr>
-          <w:rStyle w:val="NormalTok"/>
-        </w:rPr>
-        <w:t xml:space="preserve"> (late_t </w:t>
-      </w:r>
-      <w:r>
-        <w:rPr>
-          <w:rStyle w:val="SpecialCharTok"/>
-        </w:rPr>
-        <w:t xml:space="preserve">-</w:t>
-      </w:r>
-      <w:r>
-        <w:rPr>
-          <w:rStyle w:val="NormalTok"/>
-        </w:rPr>
-        <w:t xml:space="preserve"> t1))</w:t>
-      </w:r>
-      <w:r>
-        <w:br/>
-      </w:r>
-      <w:r>
-        <w:rPr>
-          <w:rStyle w:val="NormalTok"/>
-        </w:rPr>
-        <w:t xml:space="preserve">     } </w:t>
-      </w:r>
-      <w:r>
-        <w:rPr>
-          <w:rStyle w:val="ControlFlowTok"/>
-        </w:rPr>
-        <w:t xml:space="preserve">else</w:t>
-      </w:r>
-      <w:r>
-        <w:rPr>
-          <w:rStyle w:val="NormalTok"/>
-        </w:rPr>
-        <w:t xml:space="preserve"> {</w:t>
-      </w:r>
-      <w:r>
-        <w:br/>
-      </w:r>
-      <w:r>
-        <w:rPr>
-          <w:rStyle w:val="NormalTok"/>
-        </w:rPr>
-        <w:t xml:space="preserve">       (y1</w:t>
-      </w:r>
-      <w:r>
-        <w:rPr>
-          <w:rStyle w:val="SpecialCharTok"/>
-        </w:rPr>
-        <w:t xml:space="preserve">^</w:t>
-      </w:r>
-      <w:r>
-        <w:rPr>
-          <w:rStyle w:val="NormalTok"/>
-        </w:rPr>
-        <w:t xml:space="preserve">(</w:t>
-      </w:r>
-      <w:r>
-        <w:rPr>
-          <w:rStyle w:val="DecValTok"/>
-        </w:rPr>
-        <w:t xml:space="preserve">1</w:t>
-      </w:r>
-      <w:r>
-        <w:rPr>
-          <w:rStyle w:val="NormalTok"/>
-        </w:rPr>
-        <w:t xml:space="preserve"> </w:t>
-      </w:r>
-      <w:r>
-        <w:rPr>
-          <w:rStyle w:val="SpecialCharTok"/>
-        </w:rPr>
-        <w:t xml:space="preserve">-</w:t>
-      </w:r>
-      <w:r>
-        <w:rPr>
-          <w:rStyle w:val="NormalTok"/>
-        </w:rPr>
-        <w:t xml:space="preserve"> r) </w:t>
-      </w:r>
-      <w:r>
-        <w:rPr>
-          <w:rStyle w:val="SpecialCharTok"/>
-        </w:rPr>
-        <w:t xml:space="preserve">-</w:t>
-      </w:r>
-      <w:r>
-        <w:rPr>
-          <w:rStyle w:val="NormalTok"/>
-        </w:rPr>
-        <w:t xml:space="preserve"> (</w:t>
-      </w:r>
-      <w:r>
-        <w:rPr>
-          <w:rStyle w:val="DecValTok"/>
-        </w:rPr>
-        <w:t xml:space="preserve">1</w:t>
-      </w:r>
-      <w:r>
-        <w:rPr>
-          <w:rStyle w:val="NormalTok"/>
-        </w:rPr>
-        <w:t xml:space="preserve"> </w:t>
-      </w:r>
-      <w:r>
-        <w:rPr>
-          <w:rStyle w:val="SpecialCharTok"/>
-        </w:rPr>
-        <w:t xml:space="preserve">-</w:t>
-      </w:r>
-      <w:r>
-        <w:rPr>
-          <w:rStyle w:val="NormalTok"/>
-        </w:rPr>
-        <w:t xml:space="preserve"> r) </w:t>
-      </w:r>
-      <w:r>
-        <w:rPr>
-          <w:rStyle w:val="SpecialCharTok"/>
-        </w:rPr>
-        <w:t xml:space="preserve">*</w:t>
-      </w:r>
-      <w:r>
-        <w:rPr>
-          <w:rStyle w:val="NormalTok"/>
-        </w:rPr>
-        <w:t xml:space="preserve"> alpha </w:t>
-      </w:r>
-      <w:r>
-        <w:rPr>
-          <w:rStyle w:val="SpecialCharTok"/>
-        </w:rPr>
-        <w:t xml:space="preserve">*</w:t>
-      </w:r>
-      <w:r>
-        <w:rPr>
-          <w:rStyle w:val="NormalTok"/>
-        </w:rPr>
-        <w:t xml:space="preserve"> (late_t </w:t>
-      </w:r>
-      <w:r>
-        <w:rPr>
-          <w:rStyle w:val="SpecialCharTok"/>
-        </w:rPr>
-        <w:t xml:space="preserve">-</w:t>
-      </w:r>
-      <w:r>
-        <w:rPr>
-          <w:rStyle w:val="NormalTok"/>
-        </w:rPr>
-        <w:t xml:space="preserve"> t1))</w:t>
-      </w:r>
-      <w:r>
-        <w:rPr>
-          <w:rStyle w:val="SpecialCharTok"/>
-        </w:rPr>
-        <w:t xml:space="preserve">^</w:t>
-      </w:r>
-      <w:r>
-        <w:rPr>
-          <w:rStyle w:val="NormalTok"/>
-        </w:rPr>
-        <w:t xml:space="preserve">(</w:t>
-      </w:r>
-      <w:r>
-        <w:rPr>
-          <w:rStyle w:val="DecValTok"/>
-        </w:rPr>
-        <w:t xml:space="preserve">1</w:t>
-      </w:r>
-      <w:r>
-        <w:rPr>
-          <w:rStyle w:val="NormalTok"/>
-        </w:rPr>
-        <w:t xml:space="preserve"> </w:t>
-      </w:r>
-      <w:r>
-        <w:rPr>
-          <w:rStyle w:val="SpecialCharTok"/>
-        </w:rPr>
-        <w:t xml:space="preserve">/</w:t>
-      </w:r>
-      <w:r>
-        <w:rPr>
-          <w:rStyle w:val="NormalTok"/>
-        </w:rPr>
-        <w:t xml:space="preserve"> (</w:t>
-      </w:r>
-      <w:r>
-        <w:rPr>
-          <w:rStyle w:val="DecValTok"/>
-        </w:rPr>
-        <w:t xml:space="preserve">1</w:t>
-      </w:r>
-      <w:r>
-        <w:rPr>
-          <w:rStyle w:val="NormalTok"/>
-        </w:rPr>
-        <w:t xml:space="preserve"> </w:t>
-      </w:r>
-      <w:r>
-        <w:rPr>
-          <w:rStyle w:val="SpecialCharTok"/>
-        </w:rPr>
-        <w:t xml:space="preserve">-</w:t>
-      </w:r>
-      <w:r>
-        <w:rPr>
-          <w:rStyle w:val="NormalTok"/>
-        </w:rPr>
-        <w:t xml:space="preserve"> r))</w:t>
-      </w:r>
-      <w:r>
-        <w:br/>
-      </w:r>
-      <w:r>
-        <w:rPr>
-          <w:rStyle w:val="NormalTok"/>
-        </w:rPr>
-        <w:t xml:space="preserve">     }</w:t>
-      </w:r>
-      <w:r>
-        <w:br/>
-      </w:r>
-      <w:r>
-        <w:rPr>
-          <w:rStyle w:val="NormalTok"/>
-        </w:rPr>
-        <w:t xml:space="preserve">  }</w:t>
-      </w:r>
-      <w:r>
-        <w:br/>
-      </w:r>
-      <w:r>
-        <w:br/>
-      </w:r>
-      <w:r>
-        <w:rPr>
-          <w:rStyle w:val="NormalTok"/>
-        </w:rPr>
-        <w:t xml:space="preserve">  ab</w:t>
-      </w:r>
-      <w:r>
-        <w:br/>
-      </w:r>
-      <w:r>
-        <w:rPr>
-          <w:rStyle w:val="NormalTok"/>
-        </w:rPr>
-        <w:t xml:space="preserve">}</w:t>
-      </w:r>
-      <w:r>
-        <w:br/>
-      </w:r>
-      <w:r>
-        <w:br/>
-      </w:r>
-      <w:r>
-        <w:rPr>
-          <w:rStyle w:val="CommentTok"/>
-        </w:rPr>
-        <w:t xml:space="preserve"># Time grid</w:t>
-      </w:r>
-      <w:r>
-        <w:br/>
-      </w:r>
-      <w:r>
-        <w:rPr>
-          <w:rStyle w:val="NormalTok"/>
-        </w:rPr>
-        <w:t xml:space="preserve">time_grid </w:t>
-      </w:r>
-      <w:r>
-        <w:rPr>
-          <w:rStyle w:val="OtherTok"/>
-        </w:rPr>
-        <w:t xml:space="preserve">&lt;-</w:t>
-      </w:r>
-      <w:r>
-        <w:rPr>
-          <w:rStyle w:val="NormalTok"/>
-        </w:rPr>
-        <w:t xml:space="preserve"> </w:t>
-      </w:r>
-      <w:r>
-        <w:rPr>
-          <w:rStyle w:val="FunctionTok"/>
-        </w:rPr>
-        <w:t xml:space="preserve">seq</w:t>
-      </w:r>
-      <w:r>
-        <w:rPr>
-          <w:rStyle w:val="NormalTok"/>
-        </w:rPr>
-        <w:t xml:space="preserve">(</w:t>
-      </w:r>
-      <w:r>
-        <w:rPr>
-          <w:rStyle w:val="DecValTok"/>
-        </w:rPr>
-        <w:t xml:space="preserve">0</w:t>
-      </w:r>
-      <w:r>
-        <w:rPr>
-          <w:rStyle w:val="NormalTok"/>
-        </w:rPr>
-        <w:t xml:space="preserve">, </w:t>
-      </w:r>
-      <w:r>
-        <w:rPr>
-          <w:rStyle w:val="DecValTok"/>
-        </w:rPr>
-        <w:t xml:space="preserve">730</w:t>
-      </w:r>
-      <w:r>
-        <w:rPr>
-          <w:rStyle w:val="NormalTok"/>
-        </w:rPr>
-        <w:t xml:space="preserve">, </w:t>
-      </w:r>
-      <w:r>
-        <w:rPr>
-          <w:rStyle w:val="AttributeTok"/>
-        </w:rPr>
-        <w:t xml:space="preserve">by =</w:t>
-      </w:r>
-      <w:r>
-        <w:rPr>
-          <w:rStyle w:val="NormalTok"/>
-        </w:rPr>
-        <w:t xml:space="preserve"> </w:t>
-      </w:r>
-      <w:r>
-        <w:rPr>
-          <w:rStyle w:val="DecValTok"/>
-        </w:rPr>
-        <w:t xml:space="preserve">7</w:t>
-      </w:r>
-      <w:r>
-        <w:rPr>
-          <w:rStyle w:val="NormalTok"/>
-        </w:rPr>
-        <w:t xml:space="preserve">)</w:t>
-      </w:r>
-      <w:r>
-        <w:br/>
-      </w:r>
-      <w:r>
-        <w:br/>
-      </w:r>
-      <w:r>
-        <w:rPr>
-          <w:rStyle w:val="CommentTok"/>
-        </w:rPr>
-        <w:t xml:space="preserve"># Loop over all antigen-isotypes</w:t>
-      </w:r>
-      <w:r>
-        <w:br/>
-      </w:r>
-      <w:r>
-        <w:rPr>
-          <w:rStyle w:val="NormalTok"/>
-        </w:rPr>
-        <w:t xml:space="preserve">all_summaries </w:t>
-      </w:r>
-      <w:r>
-        <w:rPr>
-          <w:rStyle w:val="OtherTok"/>
-        </w:rPr>
-        <w:t xml:space="preserve">&lt;-</w:t>
-      </w:r>
-      <w:r>
-        <w:rPr>
-          <w:rStyle w:val="NormalTok"/>
-        </w:rPr>
-        <w:t xml:space="preserve"> curves </w:t>
-      </w:r>
-      <w:r>
-        <w:rPr>
-          <w:rStyle w:val="SpecialCharTok"/>
-        </w:rPr>
-        <w:t xml:space="preserve">|&gt;</w:t>
-      </w:r>
-      <w:r>
-        <w:br/>
-      </w:r>
-      <w:r>
-        <w:rPr>
-          <w:rStyle w:val="NormalTok"/>
-        </w:rPr>
-        <w:t xml:space="preserve">  </w:t>
-      </w:r>
-      <w:r>
-        <w:rPr>
-          <w:rStyle w:val="FunctionTok"/>
-        </w:rPr>
-        <w:t xml:space="preserve">distinct</w:t>
-      </w:r>
-      <w:r>
-        <w:rPr>
-          <w:rStyle w:val="NormalTok"/>
-        </w:rPr>
-        <w:t xml:space="preserve">(antigen_iso) </w:t>
-      </w:r>
-      <w:r>
-        <w:rPr>
-          <w:rStyle w:val="SpecialCharTok"/>
-        </w:rPr>
-        <w:t xml:space="preserve">|&gt;</w:t>
-      </w:r>
-      <w:r>
-        <w:br/>
-      </w:r>
-      <w:r>
-        <w:rPr>
-          <w:rStyle w:val="NormalTok"/>
-        </w:rPr>
-        <w:t xml:space="preserve">  </w:t>
-      </w:r>
-      <w:r>
-        <w:rPr>
-          <w:rStyle w:val="FunctionTok"/>
-        </w:rPr>
-        <w:t xml:space="preserve">pull</w:t>
-      </w:r>
-      <w:r>
-        <w:rPr>
-          <w:rStyle w:val="NormalTok"/>
-        </w:rPr>
-        <w:t xml:space="preserve">(antigen_iso) </w:t>
-      </w:r>
-      <w:r>
-        <w:rPr>
-          <w:rStyle w:val="SpecialCharTok"/>
-        </w:rPr>
-        <w:t xml:space="preserve">|&gt;</w:t>
-      </w:r>
-      <w:r>
-        <w:br/>
-      </w:r>
-      <w:r>
-        <w:rPr>
-          <w:rStyle w:val="NormalTok"/>
-        </w:rPr>
-        <w:t xml:space="preserve">  </w:t>
-      </w:r>
-      <w:r>
-        <w:rPr>
-          <w:rStyle w:val="FunctionTok"/>
-        </w:rPr>
-        <w:t xml:space="preserve">lapply</w:t>
-      </w:r>
-      <w:r>
-        <w:rPr>
-          <w:rStyle w:val="NormalTok"/>
-        </w:rPr>
-        <w:t xml:space="preserve">(</w:t>
-      </w:r>
-      <w:r>
-        <w:rPr>
-          <w:rStyle w:val="ControlFlowTok"/>
-        </w:rPr>
-        <w:t xml:space="preserve">function</w:t>
-      </w:r>
-      <w:r>
-        <w:rPr>
-          <w:rStyle w:val="NormalTok"/>
-        </w:rPr>
-        <w:t xml:space="preserve">(ab) {</w:t>
-      </w:r>
-      <w:r>
-        <w:br/>
-      </w:r>
-      <w:r>
-        <w:rPr>
-          <w:rStyle w:val="NormalTok"/>
-        </w:rPr>
-        <w:t xml:space="preserve">    curves_ab </w:t>
-      </w:r>
-      <w:r>
-        <w:rPr>
-          <w:rStyle w:val="OtherTok"/>
-        </w:rPr>
-        <w:t xml:space="preserve">&lt;-</w:t>
-      </w:r>
-      <w:r>
-        <w:rPr>
-          <w:rStyle w:val="NormalTok"/>
-        </w:rPr>
-        <w:t xml:space="preserve"> curves </w:t>
-      </w:r>
-      <w:r>
-        <w:rPr>
-          <w:rStyle w:val="SpecialCharTok"/>
-        </w:rPr>
-        <w:t xml:space="preserve">|&gt;</w:t>
-      </w:r>
-      <w:r>
-        <w:rPr>
-          <w:rStyle w:val="NormalTok"/>
-        </w:rPr>
-        <w:t xml:space="preserve"> </w:t>
-      </w:r>
-      <w:r>
-        <w:rPr>
-          <w:rStyle w:val="FunctionTok"/>
-        </w:rPr>
-        <w:t xml:space="preserve">filter</w:t>
-      </w:r>
-      <w:r>
-        <w:rPr>
-          <w:rStyle w:val="NormalTok"/>
-        </w:rPr>
-        <w:t xml:space="preserve">(antigen_iso </w:t>
-      </w:r>
-      <w:r>
-        <w:rPr>
-          <w:rStyle w:val="SpecialCharTok"/>
-        </w:rPr>
-        <w:t xml:space="preserve">==</w:t>
-      </w:r>
-      <w:r>
-        <w:rPr>
-          <w:rStyle w:val="NormalTok"/>
-        </w:rPr>
-        <w:t xml:space="preserve"> ab)</w:t>
-      </w:r>
-      <w:r>
-        <w:br/>
-      </w:r>
-      <w:r>
-        <w:br/>
-      </w:r>
-      <w:r>
-        <w:rPr>
-          <w:rStyle w:val="NormalTok"/>
-        </w:rPr>
-        <w:t xml:space="preserve">    pred_matrix </w:t>
-      </w:r>
-      <w:r>
-        <w:rPr>
-          <w:rStyle w:val="OtherTok"/>
-        </w:rPr>
-        <w:t xml:space="preserve">&lt;-</w:t>
-      </w:r>
-      <w:r>
-        <w:rPr>
-          <w:rStyle w:val="NormalTok"/>
-        </w:rPr>
-        <w:t xml:space="preserve"> </w:t>
-      </w:r>
-      <w:r>
-        <w:rPr>
-          <w:rStyle w:val="FunctionTok"/>
-        </w:rPr>
-        <w:t xml:space="preserve">mapply</w:t>
-      </w:r>
-      <w:r>
-        <w:rPr>
-          <w:rStyle w:val="NormalTok"/>
-        </w:rPr>
-        <w:t xml:space="preserve">(</w:t>
-      </w:r>
-      <w:r>
-        <w:br/>
-      </w:r>
-      <w:r>
-        <w:rPr>
-          <w:rStyle w:val="NormalTok"/>
-        </w:rPr>
-        <w:t xml:space="preserve">      </w:t>
-      </w:r>
-      <w:r>
-        <w:rPr>
-          <w:rStyle w:val="ControlFlowTok"/>
-        </w:rPr>
-        <w:t xml:space="preserve">function</w:t>
-      </w:r>
-      <w:r>
-        <w:rPr>
-          <w:rStyle w:val="NormalTok"/>
-        </w:rPr>
-        <w:t xml:space="preserve">(y0, y1, t1, alpha, r) </w:t>
-      </w:r>
-      <w:r>
-        <w:rPr>
-          <w:rStyle w:val="FunctionTok"/>
-        </w:rPr>
-        <w:t xml:space="preserve">predicted_ab</w:t>
-      </w:r>
-      <w:r>
-        <w:rPr>
-          <w:rStyle w:val="NormalTok"/>
-        </w:rPr>
-        <w:t xml:space="preserve">(time_grid, y0, y1, t1, alpha, r),</w:t>
+        <w:t xml:space="preserve">      },</w:t>
       </w:r>
       <w:r>
         <w:br/>
